--- a/FullOrderObserverDesignWithMRAS.docx
+++ b/FullOrderObserverDesignWithMRAS.docx
@@ -64,14 +64,23 @@
           <w:rFonts w:eastAsia="等线" w:cs="Calibri"/>
           <w:szCs w:val="22"/>
         </w:rPr>
-        <w:t>Electrical parameters tuning, diagnosis, multi observers’ cooperation and control strategy is not in the scope</w:t>
-      </w:r>
-      <w:r>
-        <w:rPr>
-          <w:rFonts w:eastAsia="等线" w:cs="Calibri"/>
-          <w:szCs w:val="22"/>
-        </w:rPr>
-        <w:t>.</w:t>
+        <w:t xml:space="preserve">Electrical parameters tuning, diagnosis, multi observers’ cooperation and control strategy </w:t>
+      </w:r>
+      <w:proofErr w:type="gramStart"/>
+      <w:r>
+        <w:rPr>
+          <w:rFonts w:eastAsia="等线" w:cs="Calibri"/>
+          <w:szCs w:val="22"/>
+        </w:rPr>
+        <w:t>is</w:t>
+      </w:r>
+      <w:proofErr w:type="gramEnd"/>
+      <w:r>
+        <w:rPr>
+          <w:rFonts w:eastAsia="等线" w:cs="Calibri"/>
+          <w:szCs w:val="22"/>
+        </w:rPr>
+        <w:t xml:space="preserve"> not in the scope.</w:t>
       </w:r>
     </w:p>
     <w:p>
@@ -382,7 +391,7 @@
         <w:spacing w:before="320" w:after="120" w:line="288" w:lineRule="auto"/>
         <w:outlineLvl w:val="1"/>
         <w:rPr>
-          <w:rFonts w:eastAsia="等线" w:cs="Calibri" w:hint="eastAsia"/>
+          <w:rFonts w:eastAsia="等线" w:cs="Calibri"/>
           <w:szCs w:val="22"/>
         </w:rPr>
       </w:pPr>
@@ -1960,7 +1969,7 @@
       <w:pPr>
         <w:spacing w:before="120" w:after="120" w:line="288" w:lineRule="auto"/>
         <w:rPr>
-          <w:rFonts w:eastAsia="等线" w:cs="Calibri" w:hint="eastAsia"/>
+          <w:rFonts w:eastAsia="等线" w:cs="Calibri"/>
           <w:szCs w:val="22"/>
         </w:rPr>
       </w:pPr>
@@ -4230,7 +4239,23 @@
           <w:rFonts w:eastAsia="等线" w:cs="Calibri"/>
           <w:szCs w:val="22"/>
         </w:rPr>
-        <w:t xml:space="preserve">model using measurable variables (voltages and currents), and introduce state error feedback </w:t>
+        <w:t>model using measurable variables (voltages and currents</w:t>
+      </w:r>
+      <w:proofErr w:type="gramStart"/>
+      <w:r>
+        <w:rPr>
+          <w:rFonts w:eastAsia="等线" w:cs="Calibri"/>
+          <w:szCs w:val="22"/>
+        </w:rPr>
+        <w:t>), and</w:t>
+      </w:r>
+      <w:proofErr w:type="gramEnd"/>
+      <w:r>
+        <w:rPr>
+          <w:rFonts w:eastAsia="等线" w:cs="Calibri"/>
+          <w:szCs w:val="22"/>
+        </w:rPr>
+        <w:t xml:space="preserve"> introduce state error feedback </w:t>
       </w:r>
       <w:r>
         <w:rPr>
@@ -5986,7 +6011,7 @@
         </w:numPr>
         <w:spacing w:before="120" w:after="120" w:line="288" w:lineRule="auto"/>
         <w:rPr>
-          <w:rFonts w:cs="Calibri" w:hint="eastAsia"/>
+          <w:rFonts w:cs="Calibri"/>
           <w:szCs w:val="22"/>
         </w:rPr>
       </w:pPr>
@@ -6108,30 +6133,46 @@
       <w:pPr>
         <w:spacing w:before="120" w:after="120" w:line="288" w:lineRule="auto"/>
         <w:rPr>
+          <w:rFonts w:cs="Calibri"/>
+          <w:szCs w:val="22"/>
+        </w:rPr>
+      </w:pPr>
+      <w:r>
+        <w:rPr>
+          <w:rFonts w:cs="Calibri"/>
+          <w:szCs w:val="22"/>
+        </w:rPr>
+        <w:t xml:space="preserve">The integration block in your module is a </w:t>
+      </w:r>
+      <w:proofErr w:type="gramStart"/>
+      <w:r>
+        <w:rPr>
+          <w:rFonts w:cs="Calibri"/>
+          <w:szCs w:val="22"/>
+        </w:rPr>
+        <w:t>discrete</w:t>
+      </w:r>
+      <w:r>
+        <w:rPr>
           <w:rFonts w:cs="Calibri" w:hint="eastAsia"/>
           <w:szCs w:val="22"/>
         </w:rPr>
-      </w:pPr>
+        <w:t xml:space="preserve"> </w:t>
+      </w:r>
       <w:r>
         <w:rPr>
           <w:rFonts w:cs="Calibri"/>
           <w:szCs w:val="22"/>
         </w:rPr>
-        <w:t>The integration block in your module is a discrete</w:t>
-      </w:r>
-      <w:r>
-        <w:rPr>
-          <w:rFonts w:cs="Calibri" w:hint="eastAsia"/>
-          <w:szCs w:val="22"/>
-        </w:rPr>
-        <w:t xml:space="preserve"> </w:t>
-      </w:r>
+        <w:t>time</w:t>
+      </w:r>
+      <w:proofErr w:type="gramEnd"/>
       <w:r>
         <w:rPr>
           <w:rFonts w:cs="Calibri"/>
           <w:szCs w:val="22"/>
         </w:rPr>
-        <w:t xml:space="preserve">time implementation of integration, based on the </w:t>
+        <w:t xml:space="preserve"> implementation of integration, based on the </w:t>
       </w:r>
       <w:r>
         <w:rPr>
@@ -6152,7 +6193,7 @@
       <w:pPr>
         <w:spacing w:before="120" w:after="120" w:line="288" w:lineRule="auto"/>
         <w:rPr>
-          <w:rFonts w:cs="Calibri" w:hint="eastAsia"/>
+          <w:rFonts w:cs="Calibri"/>
           <w:szCs w:val="22"/>
         </w:rPr>
       </w:pPr>
@@ -6569,6 +6610,9 @@
             <m:t>(k)</m:t>
           </m:r>
           <m:r>
+            <m:rPr>
+              <m:sty m:val="p"/>
+            </m:rPr>
             <w:rPr>
               <w:rFonts w:cs="Calibri"/>
               <w:szCs w:val="22"/>
@@ -6642,7 +6686,7 @@
       <w:pPr>
         <w:spacing w:before="120" w:after="120" w:line="288" w:lineRule="auto"/>
         <w:rPr>
-          <w:rFonts w:cs="Calibri" w:hint="eastAsia"/>
+          <w:rFonts w:cs="Calibri"/>
           <w:szCs w:val="22"/>
         </w:rPr>
       </w:pPr>
@@ -11829,7 +11873,7 @@
       <w:pPr>
         <w:spacing w:before="120" w:after="120" w:line="288" w:lineRule="auto"/>
         <w:rPr>
-          <w:rFonts w:eastAsia="等线" w:cs="Calibri" w:hint="eastAsia"/>
+          <w:rFonts w:eastAsia="等线" w:cs="Calibri"/>
           <w:szCs w:val="22"/>
         </w:rPr>
       </w:pPr>
@@ -12051,12 +12095,21 @@
                 <w:szCs w:val="22"/>
               </w:rPr>
             </w:pPr>
+            <w:proofErr w:type="gramStart"/>
             <w:r>
               <w:rPr>
                 <w:rFonts w:eastAsia="等线" w:cs="Calibri"/>
                 <w:szCs w:val="22"/>
               </w:rPr>
-              <w:t>Prioritizes stability and robustness over convergence speed</w:t>
+              <w:t>Prioritizes</w:t>
+            </w:r>
+            <w:proofErr w:type="gramEnd"/>
+            <w:r>
+              <w:rPr>
+                <w:rFonts w:eastAsia="等线" w:cs="Calibri"/>
+                <w:szCs w:val="22"/>
+              </w:rPr>
+              <w:t xml:space="preserve"> stability and robustness over convergence speed</w:t>
             </w:r>
           </w:p>
         </w:tc>
@@ -13294,7 +13347,7 @@
       <w:pPr>
         <w:spacing w:before="120" w:after="120" w:line="288" w:lineRule="auto"/>
         <w:rPr>
-          <w:rFonts w:eastAsia="等线" w:cs="Calibri" w:hint="eastAsia"/>
+          <w:rFonts w:eastAsia="等线" w:cs="Calibri"/>
           <w:szCs w:val="22"/>
         </w:rPr>
       </w:pPr>
@@ -13900,7 +13953,23 @@
           <w:rFonts w:eastAsia="等线" w:cs="Calibri"/>
           <w:szCs w:val="22"/>
         </w:rPr>
-        <w:t xml:space="preserve">The adaptation law is the "core algorithm" of the speed adaptation module. Its design must satisfy "error convergence + system stability". The design uses the most commonly used "PI-type adaptation law" in engineering, with its theoretical basis being </w:t>
+        <w:t xml:space="preserve">The adaptation law is the "core algorithm" of the speed adaptation module. Its design must satisfy "error convergence + system stability". The design uses the </w:t>
+      </w:r>
+      <w:proofErr w:type="gramStart"/>
+      <w:r>
+        <w:rPr>
+          <w:rFonts w:eastAsia="等线" w:cs="Calibri"/>
+          <w:szCs w:val="22"/>
+        </w:rPr>
+        <w:t>most commonly used</w:t>
+      </w:r>
+      <w:proofErr w:type="gramEnd"/>
+      <w:r>
+        <w:rPr>
+          <w:rFonts w:eastAsia="等线" w:cs="Calibri"/>
+          <w:szCs w:val="22"/>
+        </w:rPr>
+        <w:t xml:space="preserve"> "PI-type adaptation law" in engineering, with its theoretical basis being </w:t>
       </w:r>
       <w:r>
         <w:rPr>
@@ -13957,7 +14026,23 @@
           <w:rFonts w:eastAsia="等线" w:cs="Calibri"/>
           <w:szCs w:val="22"/>
         </w:rPr>
-        <w:t>To ensure that the error is in the same direction as the speed deviation, the "cross product of flux linkage error and observed flux linkage" is constructed as the input to the adaptation law. Actually, this is the critical design</w:t>
+        <w:t xml:space="preserve">To ensure that the error is in the same direction as the speed deviation, the "cross product of flux linkage error and observed flux linkage" is constructed as the input to the adaptation law. </w:t>
+      </w:r>
+      <w:proofErr w:type="gramStart"/>
+      <w:r>
+        <w:rPr>
+          <w:rFonts w:eastAsia="等线" w:cs="Calibri"/>
+          <w:szCs w:val="22"/>
+        </w:rPr>
+        <w:t>Actually, this</w:t>
+      </w:r>
+      <w:proofErr w:type="gramEnd"/>
+      <w:r>
+        <w:rPr>
+          <w:rFonts w:eastAsia="等线" w:cs="Calibri"/>
+          <w:szCs w:val="22"/>
+        </w:rPr>
+        <w:t xml:space="preserve"> is the critical design</w:t>
       </w:r>
       <w:r>
         <w:rPr>
@@ -15151,7 +15236,7 @@
       <w:pPr>
         <w:spacing w:before="120" w:after="120" w:line="288" w:lineRule="auto"/>
         <w:rPr>
-          <w:rFonts w:cs="Calibri" w:hint="eastAsia"/>
+          <w:rFonts w:cs="Calibri"/>
           <w:szCs w:val="22"/>
         </w:rPr>
       </w:pPr>
@@ -15637,7 +15722,23 @@
           <w:rFonts w:eastAsia="等线" w:cs="Calibri"/>
           <w:szCs w:val="22"/>
         </w:rPr>
-        <w:t xml:space="preserve">The full-order flux observer and the speed adaptation module do not work independently, but form a closed-loop collaboration of "observation-estimation-correction". Its theoretical core is </w:t>
+        <w:t xml:space="preserve">The full-order flux observer and the speed adaptation module do not work </w:t>
+      </w:r>
+      <w:proofErr w:type="gramStart"/>
+      <w:r>
+        <w:rPr>
+          <w:rFonts w:eastAsia="等线" w:cs="Calibri"/>
+          <w:szCs w:val="22"/>
+        </w:rPr>
+        <w:t>independently, but</w:t>
+      </w:r>
+      <w:proofErr w:type="gramEnd"/>
+      <w:r>
+        <w:rPr>
+          <w:rFonts w:eastAsia="等线" w:cs="Calibri"/>
+          <w:szCs w:val="22"/>
+        </w:rPr>
+        <w:t xml:space="preserve"> form a closed-loop collaboration of "observation-estimation-correction". Its theoretical core is </w:t>
       </w:r>
       <w:r>
         <w:rPr>
@@ -16831,7 +16932,7 @@
       <w:pPr>
         <w:spacing w:before="120" w:after="120" w:line="288" w:lineRule="auto"/>
         <w:rPr>
-          <w:rFonts w:eastAsia="等线" w:cs="Calibri" w:hint="eastAsia"/>
+          <w:rFonts w:eastAsia="等线" w:cs="Calibri"/>
           <w:szCs w:val="22"/>
         </w:rPr>
       </w:pPr>
@@ -19433,7 +19534,23 @@
           <w:rFonts w:cs="Calibri"/>
           <w:szCs w:val="22"/>
         </w:rPr>
-        <w:t xml:space="preserve"> has a nonlinear feedback loop (the cross product error is a nonlinear</w:t>
+        <w:t xml:space="preserve"> has a nonlinear feedback loop (the </w:t>
+      </w:r>
+      <w:proofErr w:type="gramStart"/>
+      <w:r>
+        <w:rPr>
+          <w:rFonts w:cs="Calibri"/>
+          <w:szCs w:val="22"/>
+        </w:rPr>
+        <w:t>cross product</w:t>
+      </w:r>
+      <w:proofErr w:type="gramEnd"/>
+      <w:r>
+        <w:rPr>
+          <w:rFonts w:cs="Calibri"/>
+          <w:szCs w:val="22"/>
+        </w:rPr>
+        <w:t xml:space="preserve"> error is a nonlinear</w:t>
       </w:r>
       <w:r>
         <w:rPr>
@@ -24602,7 +24719,36 @@
               <w:rFonts w:ascii="Cambria Math" w:hAnsi="Cambria Math" w:cs="Calibri"/>
               <w:szCs w:val="22"/>
             </w:rPr>
-            <m:t>=[-31.95,-31.95,-31.95,-31.95]</m:t>
+            <m:t>=</m:t>
+          </m:r>
+          <m:d>
+            <m:dPr>
+              <m:begChr m:val="["/>
+              <m:endChr m:val="]"/>
+              <m:ctrlPr>
+                <w:rPr>
+                  <w:rFonts w:ascii="Cambria Math" w:hAnsi="Cambria Math" w:cs="Calibri"/>
+                  <w:i/>
+                  <w:szCs w:val="22"/>
+                </w:rPr>
+              </m:ctrlPr>
+            </m:dPr>
+            <m:e>
+              <m:r>
+                <w:rPr>
+                  <w:rFonts w:ascii="Cambria Math" w:hAnsi="Cambria Math" w:cs="Calibri"/>
+                  <w:szCs w:val="22"/>
+                </w:rPr>
+                <m:t>;;;</m:t>
+              </m:r>
+            </m:e>
+          </m:d>
+          <m:r>
+            <w:rPr>
+              <w:rFonts w:ascii="Cambria Math" w:hAnsi="Cambria Math" w:cs="Calibri"/>
+              <w:szCs w:val="22"/>
+            </w:rPr>
+            <m:t xml:space="preserve">  to confirm</m:t>
           </m:r>
         </m:oMath>
       </m:oMathPara>
@@ -24638,112 +24784,25 @@
           <w:b/>
           <w:bCs/>
         </w:rPr>
-        <w:t xml:space="preserve"> Using Pole Placement</w:t>
+        <w:t xml:space="preserve"> Using </w:t>
+      </w:r>
+      <w:proofErr w:type="spellStart"/>
+      <w:r>
+        <w:rPr>
+          <w:rFonts w:hint="eastAsia"/>
+          <w:b/>
+          <w:bCs/>
+        </w:rPr>
+        <w:t>Matlab</w:t>
       </w:r>
       <w:bookmarkEnd w:id="8"/>
-    </w:p>
-    <w:p>
-      <w:pPr>
-        <w:spacing w:before="120" w:after="120" w:line="288" w:lineRule="auto"/>
-        <w:rPr>
-          <w:rFonts w:cs="Calibri"/>
-          <w:szCs w:val="22"/>
-        </w:rPr>
-      </w:pPr>
-      <w:r>
-        <w:rPr>
-          <w:rFonts w:eastAsia="等线" w:cs="Calibri"/>
-          <w:szCs w:val="22"/>
-        </w:rPr>
-        <w:t xml:space="preserve">Use </w:t>
-      </w:r>
-      <w:proofErr w:type="spellStart"/>
-      <w:r>
-        <w:rPr>
-          <w:rFonts w:eastAsia="等线" w:cs="Calibri"/>
-          <w:szCs w:val="22"/>
-        </w:rPr>
-        <w:t>Matlab's</w:t>
-      </w:r>
       <w:proofErr w:type="spellEnd"/>
       <w:r>
         <w:rPr>
           <w:rFonts w:eastAsia="等线" w:cs="Calibri"/>
           <w:szCs w:val="22"/>
         </w:rPr>
-        <w:t xml:space="preserve"> </w:t>
-      </w:r>
-      <w:r>
-        <w:rPr>
-          <w:rFonts w:eastAsia="Consolas" w:cs="Calibri"/>
-          <w:szCs w:val="22"/>
-          <w:shd w:val="clear" w:color="auto" w:fill="EFF0F1"/>
-        </w:rPr>
-        <w:t>place</w:t>
-      </w:r>
-      <w:r>
-        <w:rPr>
-          <w:rFonts w:eastAsia="等线" w:cs="Calibri"/>
-          <w:szCs w:val="22"/>
-        </w:rPr>
-        <w:t xml:space="preserve"> function (standard pole placement tool) to solve for </w:t>
-      </w:r>
-      <m:oMath>
-        <m:r>
-          <m:rPr>
-            <m:sty m:val="b"/>
-          </m:rPr>
-          <w:rPr>
-            <w:rFonts w:ascii="Cambria Math" w:hAnsi="Cambria Math" w:cs="Calibri"/>
-            <w:szCs w:val="22"/>
-          </w:rPr>
-          <m:t>K</m:t>
-        </m:r>
-      </m:oMath>
-      <w:r>
-        <w:rPr>
-          <w:rFonts w:eastAsia="等线" w:cs="Calibri"/>
-          <w:szCs w:val="22"/>
-        </w:rPr>
-        <w:t xml:space="preserve"> by inputting </w:t>
-      </w:r>
-      <m:oMath>
-        <m:r>
-          <m:rPr>
-            <m:sty m:val="b"/>
-          </m:rPr>
-          <w:rPr>
-            <w:rFonts w:ascii="Cambria Math" w:hAnsi="Cambria Math" w:cs="Calibri"/>
-            <w:szCs w:val="22"/>
-          </w:rPr>
-          <m:t>A</m:t>
-        </m:r>
-      </m:oMath>
-      <w:r>
-        <w:rPr>
-          <w:rFonts w:eastAsia="等线" w:cs="Calibri"/>
-          <w:szCs w:val="22"/>
-        </w:rPr>
-        <w:t xml:space="preserve">, </w:t>
-      </w:r>
-      <m:oMath>
-        <m:r>
-          <m:rPr>
-            <m:sty m:val="b"/>
-          </m:rPr>
-          <w:rPr>
-            <w:rFonts w:ascii="Cambria Math" w:hAnsi="Cambria Math" w:cs="Calibri"/>
-            <w:szCs w:val="22"/>
-          </w:rPr>
-          <m:t>C</m:t>
-        </m:r>
-      </m:oMath>
-      <w:r>
-        <w:rPr>
-          <w:rFonts w:eastAsia="等线" w:cs="Calibri"/>
-          <w:szCs w:val="22"/>
-        </w:rPr>
-        <w:t>, and the desired poles:</w:t>
+        <w:t>:</w:t>
       </w:r>
     </w:p>
     <w:tbl>
@@ -24783,7 +24842,7 @@
             <w:pPr>
               <w:spacing w:before="120" w:after="120" w:line="288" w:lineRule="auto"/>
               <w:rPr>
-                <w:rFonts w:cs="Calibri"/>
+                <w:rFonts w:cs="Calibri" w:hint="eastAsia"/>
                 <w:szCs w:val="22"/>
               </w:rPr>
             </w:pPr>
@@ -24797,14 +24856,88 @@
               <w:t>matlab</w:t>
             </w:r>
             <w:proofErr w:type="spellEnd"/>
+          </w:p>
+          <w:p>
+            <w:pPr>
+              <w:spacing w:before="120" w:after="120" w:line="288" w:lineRule="auto"/>
+              <w:rPr>
+                <w:rFonts w:eastAsia="Consolas" w:cs="Calibri"/>
+                <w:szCs w:val="22"/>
+              </w:rPr>
+            </w:pPr>
             <w:r>
               <w:rPr>
                 <w:rFonts w:eastAsia="Consolas" w:cs="Calibri"/>
-                <w:color w:val="646A73"/>
-                <w:szCs w:val="22"/>
-              </w:rPr>
-              <w:br/>
+                <w:szCs w:val="22"/>
+              </w:rPr>
+              <w:t xml:space="preserve">% </w:t>
             </w:r>
+            <w:proofErr w:type="gramStart"/>
+            <w:r>
+              <w:rPr>
+                <w:rFonts w:eastAsia="Consolas" w:cs="Calibri"/>
+                <w:szCs w:val="22"/>
+              </w:rPr>
+              <w:t>modify</w:t>
+            </w:r>
+            <w:proofErr w:type="gramEnd"/>
+            <w:r>
+              <w:rPr>
+                <w:rFonts w:eastAsia="Consolas" w:cs="Calibri"/>
+                <w:szCs w:val="22"/>
+              </w:rPr>
+              <w:t xml:space="preserve"> the bandwidth ratio parameter</w:t>
+            </w:r>
+          </w:p>
+          <w:p>
+            <w:pPr>
+              <w:spacing w:before="120" w:after="120" w:line="288" w:lineRule="auto"/>
+              <w:rPr>
+                <w:rFonts w:cs="Calibri" w:hint="eastAsia"/>
+                <w:szCs w:val="22"/>
+              </w:rPr>
+            </w:pPr>
+            <w:proofErr w:type="spellStart"/>
+            <w:r>
+              <w:rPr>
+                <w:rFonts w:eastAsia="Consolas" w:cs="Calibri"/>
+                <w:szCs w:val="22"/>
+              </w:rPr>
+              <w:t>bandwidth_ratio</w:t>
+            </w:r>
+            <w:proofErr w:type="spellEnd"/>
+            <w:r>
+              <w:rPr>
+                <w:rFonts w:eastAsia="Consolas" w:cs="Calibri"/>
+                <w:szCs w:val="22"/>
+              </w:rPr>
+              <w:t xml:space="preserve"> = 3.56</w:t>
+            </w:r>
+            <w:proofErr w:type="gramStart"/>
+            <w:r>
+              <w:rPr>
+                <w:rFonts w:eastAsia="Consolas" w:cs="Calibri"/>
+                <w:szCs w:val="22"/>
+              </w:rPr>
+              <w:t>;  %</w:t>
+            </w:r>
+            <w:proofErr w:type="gramEnd"/>
+            <w:r>
+              <w:rPr>
+                <w:rFonts w:eastAsia="Consolas" w:cs="Calibri"/>
+                <w:szCs w:val="22"/>
+              </w:rPr>
+              <w:t xml:space="preserve"> Desired observer bandwidth / Motor electrical bandwidth</w:t>
+            </w:r>
+          </w:p>
+          <w:p>
+            <w:pPr>
+              <w:spacing w:before="120" w:after="120" w:line="288" w:lineRule="auto"/>
+              <w:rPr>
+                <w:rFonts w:eastAsia="Consolas" w:cs="Calibri"/>
+                <w:szCs w:val="22"/>
+              </w:rPr>
+            </w:pPr>
             <w:r>
               <w:rPr>
                 <w:rFonts w:eastAsia="Consolas" w:cs="Calibri"/>
@@ -24812,12 +24945,20 @@
               </w:rPr>
               <w:t>% Define motor parameters</w:t>
             </w:r>
+          </w:p>
+          <w:p>
+            <w:pPr>
+              <w:spacing w:before="120" w:after="120" w:line="288" w:lineRule="auto"/>
+              <w:rPr>
+                <w:rFonts w:eastAsia="Consolas" w:cs="Calibri"/>
+                <w:szCs w:val="22"/>
+              </w:rPr>
+            </w:pPr>
             <w:r>
               <w:rPr>
                 <w:rFonts w:eastAsia="Consolas" w:cs="Calibri"/>
                 <w:szCs w:val="22"/>
               </w:rPr>
-              <w:br/>
               <w:t xml:space="preserve">Rs = 1.087; Ls = 0.148; Lr = 0.148; </w:t>
             </w:r>
             <w:proofErr w:type="spellStart"/>
@@ -24834,45 +24975,411 @@
                 <w:rFonts w:eastAsia="Consolas" w:cs="Calibri"/>
                 <w:szCs w:val="22"/>
               </w:rPr>
-              <w:t xml:space="preserve"> = 0.14; Rr = 0.788;</w:t>
+              <w:t xml:space="preserve"> = 0.14; Rr = </w:t>
             </w:r>
+            <w:proofErr w:type="gramStart"/>
             <w:r>
               <w:rPr>
                 <w:rFonts w:eastAsia="Consolas" w:cs="Calibri"/>
                 <w:szCs w:val="22"/>
               </w:rPr>
-              <w:br/>
-              <w:t>den = Ls*Lr - Lm^2;</w:t>
+              <w:t>0.788;</w:t>
             </w:r>
+            <w:proofErr w:type="gramEnd"/>
+          </w:p>
+          <w:p>
+            <w:pPr>
+              <w:spacing w:before="120" w:after="120" w:line="288" w:lineRule="auto"/>
+              <w:rPr>
+                <w:rFonts w:cs="Calibri" w:hint="eastAsia"/>
+                <w:szCs w:val="22"/>
+              </w:rPr>
+            </w:pPr>
             <w:r>
               <w:rPr>
                 <w:rFonts w:eastAsia="Consolas" w:cs="Calibri"/>
                 <w:szCs w:val="22"/>
               </w:rPr>
-              <w:br/>
+              <w:t>den = Ls*Lr - Lm^</w:t>
             </w:r>
+            <w:proofErr w:type="gramStart"/>
             <w:r>
               <w:rPr>
                 <w:rFonts w:eastAsia="Consolas" w:cs="Calibri"/>
                 <w:szCs w:val="22"/>
               </w:rPr>
-              <w:br/>
-              <w:t>% Calculate state matrix coefficients</w:t>
+              <w:t>2;</w:t>
             </w:r>
+            <w:proofErr w:type="gramEnd"/>
+          </w:p>
+          <w:p>
+            <w:pPr>
+              <w:spacing w:before="120" w:after="120" w:line="288" w:lineRule="auto"/>
+              <w:rPr>
+                <w:rFonts w:eastAsia="Consolas" w:cs="Calibri"/>
+                <w:szCs w:val="22"/>
+              </w:rPr>
+            </w:pPr>
             <w:r>
               <w:rPr>
                 <w:rFonts w:eastAsia="Consolas" w:cs="Calibri"/>
                 <w:szCs w:val="22"/>
               </w:rPr>
-              <w:br/>
-              <w:t>a11 = -Rs*Lr/den;</w:t>
+              <w:t>% Calculate motor basic parameters</w:t>
             </w:r>
+          </w:p>
+          <w:p>
+            <w:pPr>
+              <w:spacing w:before="120" w:after="120" w:line="288" w:lineRule="auto"/>
+              <w:rPr>
+                <w:rFonts w:eastAsia="Consolas" w:cs="Calibri"/>
+                <w:szCs w:val="22"/>
+              </w:rPr>
+            </w:pPr>
             <w:r>
               <w:rPr>
                 <w:rFonts w:eastAsia="Consolas" w:cs="Calibri"/>
                 <w:szCs w:val="22"/>
               </w:rPr>
-              <w:br/>
+              <w:t xml:space="preserve">Tr = Lr / </w:t>
+            </w:r>
+            <w:proofErr w:type="gramStart"/>
+            <w:r>
+              <w:rPr>
+                <w:rFonts w:eastAsia="Consolas" w:cs="Calibri"/>
+                <w:szCs w:val="22"/>
+              </w:rPr>
+              <w:t>Rr;</w:t>
+            </w:r>
+            <w:proofErr w:type="gramEnd"/>
+          </w:p>
+          <w:p>
+            <w:pPr>
+              <w:spacing w:before="120" w:after="120" w:line="288" w:lineRule="auto"/>
+              <w:rPr>
+                <w:rFonts w:cs="Calibri" w:hint="eastAsia"/>
+                <w:szCs w:val="22"/>
+              </w:rPr>
+            </w:pPr>
+            <w:proofErr w:type="spellStart"/>
+            <w:r>
+              <w:rPr>
+                <w:rFonts w:eastAsia="Consolas" w:cs="Calibri"/>
+                <w:szCs w:val="22"/>
+              </w:rPr>
+              <w:t>motor_bandwidth</w:t>
+            </w:r>
+            <w:proofErr w:type="spellEnd"/>
+            <w:r>
+              <w:rPr>
+                <w:rFonts w:eastAsia="Consolas" w:cs="Calibri"/>
+                <w:szCs w:val="22"/>
+              </w:rPr>
+              <w:t xml:space="preserve"> = 1 / </w:t>
+            </w:r>
+            <w:proofErr w:type="gramStart"/>
+            <w:r>
+              <w:rPr>
+                <w:rFonts w:eastAsia="Consolas" w:cs="Calibri"/>
+                <w:szCs w:val="22"/>
+              </w:rPr>
+              <w:t>Tr;</w:t>
+            </w:r>
+            <w:proofErr w:type="gramEnd"/>
+          </w:p>
+          <w:p>
+            <w:pPr>
+              <w:spacing w:before="120" w:after="120" w:line="288" w:lineRule="auto"/>
+              <w:rPr>
+                <w:rFonts w:eastAsia="Consolas" w:cs="Calibri"/>
+                <w:szCs w:val="22"/>
+              </w:rPr>
+            </w:pPr>
+            <w:r>
+              <w:rPr>
+                <w:rFonts w:eastAsia="Consolas" w:cs="Calibri"/>
+                <w:szCs w:val="22"/>
+              </w:rPr>
+              <w:t xml:space="preserve">% Calculate exact design parameter K </w:t>
+            </w:r>
+          </w:p>
+          <w:p>
+            <w:pPr>
+              <w:spacing w:before="120" w:after="120" w:line="288" w:lineRule="auto"/>
+              <w:rPr>
+                <w:rFonts w:cs="Calibri" w:hint="eastAsia"/>
+                <w:szCs w:val="22"/>
+              </w:rPr>
+            </w:pPr>
+            <w:proofErr w:type="spellStart"/>
+            <w:r>
+              <w:rPr>
+                <w:rFonts w:eastAsia="Consolas" w:cs="Calibri"/>
+                <w:szCs w:val="22"/>
+              </w:rPr>
+              <w:t>K_design</w:t>
+            </w:r>
+            <w:proofErr w:type="spellEnd"/>
+            <w:r>
+              <w:rPr>
+                <w:rFonts w:eastAsia="Consolas" w:cs="Calibri"/>
+                <w:szCs w:val="22"/>
+              </w:rPr>
+              <w:t xml:space="preserve"> = 1.6878 * </w:t>
+            </w:r>
+            <w:proofErr w:type="spellStart"/>
+            <w:r>
+              <w:rPr>
+                <w:rFonts w:eastAsia="Consolas" w:cs="Calibri"/>
+                <w:szCs w:val="22"/>
+              </w:rPr>
+              <w:t>bandwidth_</w:t>
+            </w:r>
+            <w:proofErr w:type="gramStart"/>
+            <w:r>
+              <w:rPr>
+                <w:rFonts w:eastAsia="Consolas" w:cs="Calibri"/>
+                <w:szCs w:val="22"/>
+              </w:rPr>
+              <w:t>ratio</w:t>
+            </w:r>
+            <w:proofErr w:type="spellEnd"/>
+            <w:r>
+              <w:rPr>
+                <w:rFonts w:eastAsia="Consolas" w:cs="Calibri"/>
+                <w:szCs w:val="22"/>
+              </w:rPr>
+              <w:t>;</w:t>
+            </w:r>
+            <w:proofErr w:type="gramEnd"/>
+          </w:p>
+          <w:p>
+            <w:pPr>
+              <w:spacing w:before="120" w:after="120" w:line="288" w:lineRule="auto"/>
+              <w:rPr>
+                <w:rFonts w:eastAsia="Consolas" w:cs="Calibri"/>
+                <w:szCs w:val="22"/>
+              </w:rPr>
+            </w:pPr>
+            <w:r>
+              <w:rPr>
+                <w:rFonts w:eastAsia="Consolas" w:cs="Calibri"/>
+                <w:szCs w:val="22"/>
+              </w:rPr>
+              <w:t>% Calculate gains using closed-form formulas</w:t>
+            </w:r>
+          </w:p>
+          <w:p>
+            <w:pPr>
+              <w:spacing w:before="120" w:after="120" w:line="288" w:lineRule="auto"/>
+              <w:rPr>
+                <w:rFonts w:eastAsia="Consolas" w:cs="Calibri"/>
+                <w:szCs w:val="22"/>
+              </w:rPr>
+            </w:pPr>
+            <w:r>
+              <w:rPr>
+                <w:rFonts w:eastAsia="Consolas" w:cs="Calibri"/>
+                <w:szCs w:val="22"/>
+              </w:rPr>
+              <w:t>k1 = Rs * (K_design^2 - 1</w:t>
+            </w:r>
+            <w:proofErr w:type="gramStart"/>
+            <w:r>
+              <w:rPr>
+                <w:rFonts w:eastAsia="Consolas" w:cs="Calibri"/>
+                <w:szCs w:val="22"/>
+              </w:rPr>
+              <w:t>);</w:t>
+            </w:r>
+            <w:proofErr w:type="gramEnd"/>
+          </w:p>
+          <w:p>
+            <w:pPr>
+              <w:spacing w:before="120" w:after="120" w:line="288" w:lineRule="auto"/>
+              <w:rPr>
+                <w:rFonts w:eastAsia="Consolas" w:cs="Calibri"/>
+                <w:szCs w:val="22"/>
+              </w:rPr>
+            </w:pPr>
+            <w:r>
+              <w:rPr>
+                <w:rFonts w:eastAsia="Consolas" w:cs="Calibri"/>
+                <w:szCs w:val="22"/>
+              </w:rPr>
+              <w:t xml:space="preserve">k3 = (Rr*Ls + K_design^2*Rs*Lr - </w:t>
+            </w:r>
+            <w:proofErr w:type="spellStart"/>
+            <w:r>
+              <w:rPr>
+                <w:rFonts w:eastAsia="Consolas" w:cs="Calibri"/>
+                <w:szCs w:val="22"/>
+              </w:rPr>
+              <w:t>K_design</w:t>
+            </w:r>
+            <w:proofErr w:type="spellEnd"/>
+            <w:r>
+              <w:rPr>
+                <w:rFonts w:eastAsia="Consolas" w:cs="Calibri"/>
+                <w:szCs w:val="22"/>
+              </w:rPr>
+              <w:t xml:space="preserve">*Rs*Lr - </w:t>
+            </w:r>
+            <w:proofErr w:type="spellStart"/>
+            <w:r>
+              <w:rPr>
+                <w:rFonts w:eastAsia="Consolas" w:cs="Calibri"/>
+                <w:szCs w:val="22"/>
+              </w:rPr>
+              <w:t>K_design</w:t>
+            </w:r>
+            <w:proofErr w:type="spellEnd"/>
+            <w:r>
+              <w:rPr>
+                <w:rFonts w:eastAsia="Consolas" w:cs="Calibri"/>
+                <w:szCs w:val="22"/>
+              </w:rPr>
+              <w:t>*Rr*Ls)/</w:t>
+            </w:r>
+            <w:proofErr w:type="spellStart"/>
+            <w:proofErr w:type="gramStart"/>
+            <w:r>
+              <w:rPr>
+                <w:rFonts w:eastAsia="Consolas" w:cs="Calibri"/>
+                <w:szCs w:val="22"/>
+              </w:rPr>
+              <w:t>Lm</w:t>
+            </w:r>
+            <w:proofErr w:type="spellEnd"/>
+            <w:r>
+              <w:rPr>
+                <w:rFonts w:eastAsia="Consolas" w:cs="Calibri"/>
+                <w:szCs w:val="22"/>
+              </w:rPr>
+              <w:t>;</w:t>
+            </w:r>
+            <w:proofErr w:type="gramEnd"/>
+          </w:p>
+          <w:p>
+            <w:pPr>
+              <w:spacing w:before="120" w:after="120" w:line="288" w:lineRule="auto"/>
+              <w:rPr>
+                <w:rFonts w:cs="Calibri" w:hint="eastAsia"/>
+                <w:szCs w:val="22"/>
+              </w:rPr>
+            </w:pPr>
+            <w:r>
+              <w:rPr>
+                <w:rFonts w:eastAsia="Consolas" w:cs="Calibri"/>
+                <w:szCs w:val="22"/>
+              </w:rPr>
+              <w:t>k4_coefficient = 1 + (</w:t>
+            </w:r>
+            <w:proofErr w:type="spellStart"/>
+            <w:r>
+              <w:rPr>
+                <w:rFonts w:eastAsia="Consolas" w:cs="Calibri"/>
+                <w:szCs w:val="22"/>
+              </w:rPr>
+              <w:t>K_design</w:t>
+            </w:r>
+            <w:proofErr w:type="spellEnd"/>
+            <w:r>
+              <w:rPr>
+                <w:rFonts w:eastAsia="Consolas" w:cs="Calibri"/>
+                <w:szCs w:val="22"/>
+              </w:rPr>
+              <w:t xml:space="preserve"> - </w:t>
+            </w:r>
+            <w:proofErr w:type="gramStart"/>
+            <w:r>
+              <w:rPr>
+                <w:rFonts w:eastAsia="Consolas" w:cs="Calibri"/>
+                <w:szCs w:val="22"/>
+              </w:rPr>
+              <w:t>1)*</w:t>
+            </w:r>
+            <w:proofErr w:type="gramEnd"/>
+            <w:r>
+              <w:rPr>
+                <w:rFonts w:eastAsia="Consolas" w:cs="Calibri"/>
+                <w:szCs w:val="22"/>
+              </w:rPr>
+              <w:t>den/</w:t>
+            </w:r>
+            <w:proofErr w:type="spellStart"/>
+            <w:proofErr w:type="gramStart"/>
+            <w:r>
+              <w:rPr>
+                <w:rFonts w:eastAsia="Consolas" w:cs="Calibri"/>
+                <w:szCs w:val="22"/>
+              </w:rPr>
+              <w:t>Lm</w:t>
+            </w:r>
+            <w:proofErr w:type="spellEnd"/>
+            <w:r>
+              <w:rPr>
+                <w:rFonts w:eastAsia="Consolas" w:cs="Calibri"/>
+                <w:szCs w:val="22"/>
+              </w:rPr>
+              <w:t>;</w:t>
+            </w:r>
+            <w:proofErr w:type="gramEnd"/>
+          </w:p>
+          <w:p>
+            <w:pPr>
+              <w:spacing w:before="120" w:after="120" w:line="288" w:lineRule="auto"/>
+              <w:rPr>
+                <w:rFonts w:eastAsia="Consolas" w:cs="Calibri"/>
+                <w:szCs w:val="22"/>
+              </w:rPr>
+            </w:pPr>
+            <w:r>
+              <w:rPr>
+                <w:rFonts w:eastAsia="Consolas" w:cs="Calibri"/>
+                <w:szCs w:val="22"/>
+              </w:rPr>
+              <w:t>% Verify actual poles</w:t>
+            </w:r>
+          </w:p>
+          <w:p>
+            <w:pPr>
+              <w:spacing w:before="120" w:after="120" w:line="288" w:lineRule="auto"/>
+              <w:rPr>
+                <w:rFonts w:eastAsia="Consolas" w:cs="Calibri"/>
+                <w:szCs w:val="22"/>
+              </w:rPr>
+            </w:pPr>
+            <w:r>
+              <w:rPr>
+                <w:rFonts w:eastAsia="Consolas" w:cs="Calibri"/>
+                <w:szCs w:val="22"/>
+              </w:rPr>
+              <w:t>a11 = -Rs*Lr/</w:t>
+            </w:r>
+            <w:proofErr w:type="gramStart"/>
+            <w:r>
+              <w:rPr>
+                <w:rFonts w:eastAsia="Consolas" w:cs="Calibri"/>
+                <w:szCs w:val="22"/>
+              </w:rPr>
+              <w:t>den;</w:t>
+            </w:r>
+            <w:proofErr w:type="gramEnd"/>
+          </w:p>
+          <w:p>
+            <w:pPr>
+              <w:spacing w:before="120" w:after="120" w:line="288" w:lineRule="auto"/>
+              <w:rPr>
+                <w:rFonts w:eastAsia="Consolas" w:cs="Calibri"/>
+                <w:szCs w:val="22"/>
+              </w:rPr>
+            </w:pPr>
+            <w:r>
+              <w:rPr>
+                <w:rFonts w:eastAsia="Consolas" w:cs="Calibri"/>
+                <w:szCs w:val="22"/>
+              </w:rPr>
               <w:t>a13 = Rs*</w:t>
             </w:r>
             <w:proofErr w:type="spellStart"/>
@@ -24889,14 +25396,32 @@
                 <w:rFonts w:eastAsia="Consolas" w:cs="Calibri"/>
                 <w:szCs w:val="22"/>
               </w:rPr>
-              <w:t>/den;</w:t>
+              <w:t>/</w:t>
             </w:r>
+            <w:proofErr w:type="gramStart"/>
             <w:r>
               <w:rPr>
                 <w:rFonts w:eastAsia="Consolas" w:cs="Calibri"/>
                 <w:szCs w:val="22"/>
               </w:rPr>
-              <w:br/>
+              <w:t>den;</w:t>
+            </w:r>
+            <w:proofErr w:type="gramEnd"/>
+          </w:p>
+          <w:p>
+            <w:pPr>
+              <w:spacing w:before="120" w:after="120" w:line="288" w:lineRule="auto"/>
+              <w:rPr>
+                <w:rFonts w:eastAsia="Consolas" w:cs="Calibri"/>
+                <w:szCs w:val="22"/>
+              </w:rPr>
+            </w:pPr>
+            <w:r>
+              <w:rPr>
+                <w:rFonts w:eastAsia="Consolas" w:cs="Calibri"/>
+                <w:szCs w:val="22"/>
+              </w:rPr>
+              <w:lastRenderedPageBreak/>
               <w:t>a31 = Rr*</w:t>
             </w:r>
             <w:proofErr w:type="spellStart"/>
@@ -24913,30 +25438,307 @@
                 <w:rFonts w:eastAsia="Consolas" w:cs="Calibri"/>
                 <w:szCs w:val="22"/>
               </w:rPr>
-              <w:t>/den;</w:t>
+              <w:t>/</w:t>
             </w:r>
+            <w:proofErr w:type="gramStart"/>
             <w:r>
               <w:rPr>
                 <w:rFonts w:eastAsia="Consolas" w:cs="Calibri"/>
                 <w:szCs w:val="22"/>
               </w:rPr>
-              <w:br/>
-              <w:t>a33 = -Rr*Ls/den;</w:t>
+              <w:t>den;</w:t>
             </w:r>
+            <w:proofErr w:type="gramEnd"/>
+          </w:p>
+          <w:p>
+            <w:pPr>
+              <w:spacing w:before="120" w:after="120" w:line="288" w:lineRule="auto"/>
+              <w:rPr>
+                <w:rFonts w:eastAsia="Consolas" w:cs="Calibri"/>
+                <w:szCs w:val="22"/>
+              </w:rPr>
+            </w:pPr>
             <w:r>
               <w:rPr>
                 <w:rFonts w:eastAsia="Consolas" w:cs="Calibri"/>
                 <w:szCs w:val="22"/>
               </w:rPr>
-              <w:br/>
+              <w:t>a33 = -Rr*Ls/</w:t>
             </w:r>
+            <w:proofErr w:type="gramStart"/>
             <w:r>
               <w:rPr>
                 <w:rFonts w:eastAsia="Consolas" w:cs="Calibri"/>
                 <w:szCs w:val="22"/>
               </w:rPr>
-              <w:br/>
-              <w:t xml:space="preserve">% Define state matrix A (use </w:t>
+              <w:t>den;</w:t>
+            </w:r>
+            <w:proofErr w:type="gramEnd"/>
+          </w:p>
+          <w:p>
+            <w:pPr>
+              <w:spacing w:before="120" w:after="120" w:line="288" w:lineRule="auto"/>
+              <w:rPr>
+                <w:rFonts w:eastAsia="Consolas" w:cs="Calibri"/>
+                <w:szCs w:val="22"/>
+              </w:rPr>
+            </w:pPr>
+          </w:p>
+          <w:p>
+            <w:pPr>
+              <w:spacing w:before="120" w:after="120" w:line="288" w:lineRule="auto"/>
+              <w:rPr>
+                <w:rFonts w:eastAsia="Consolas" w:cs="Calibri"/>
+                <w:szCs w:val="22"/>
+              </w:rPr>
+            </w:pPr>
+            <w:r>
+              <w:rPr>
+                <w:rFonts w:eastAsia="Consolas" w:cs="Calibri"/>
+                <w:szCs w:val="22"/>
+              </w:rPr>
+              <w:t xml:space="preserve">A = [a11, 0, a13, </w:t>
+            </w:r>
+            <w:proofErr w:type="gramStart"/>
+            <w:r>
+              <w:rPr>
+                <w:rFonts w:eastAsia="Consolas" w:cs="Calibri"/>
+                <w:szCs w:val="22"/>
+              </w:rPr>
+              <w:t>0;</w:t>
+            </w:r>
+            <w:proofErr w:type="gramEnd"/>
+          </w:p>
+          <w:p>
+            <w:pPr>
+              <w:spacing w:before="120" w:after="120" w:line="288" w:lineRule="auto"/>
+              <w:rPr>
+                <w:rFonts w:eastAsia="Consolas" w:cs="Calibri"/>
+                <w:szCs w:val="22"/>
+              </w:rPr>
+            </w:pPr>
+            <w:r>
+              <w:rPr>
+                <w:rFonts w:eastAsia="Consolas" w:cs="Calibri"/>
+                <w:szCs w:val="22"/>
+              </w:rPr>
+              <w:t xml:space="preserve">     0, a11, 0, </w:t>
+            </w:r>
+            <w:proofErr w:type="gramStart"/>
+            <w:r>
+              <w:rPr>
+                <w:rFonts w:eastAsia="Consolas" w:cs="Calibri"/>
+                <w:szCs w:val="22"/>
+              </w:rPr>
+              <w:t>a13;</w:t>
+            </w:r>
+            <w:proofErr w:type="gramEnd"/>
+          </w:p>
+          <w:p>
+            <w:pPr>
+              <w:spacing w:before="120" w:after="120" w:line="288" w:lineRule="auto"/>
+              <w:rPr>
+                <w:rFonts w:eastAsia="Consolas" w:cs="Calibri"/>
+                <w:szCs w:val="22"/>
+              </w:rPr>
+            </w:pPr>
+            <w:r>
+              <w:rPr>
+                <w:rFonts w:eastAsia="Consolas" w:cs="Calibri"/>
+                <w:szCs w:val="22"/>
+              </w:rPr>
+              <w:t xml:space="preserve">     a31, 0, a33, </w:t>
+            </w:r>
+            <w:proofErr w:type="gramStart"/>
+            <w:r>
+              <w:rPr>
+                <w:rFonts w:eastAsia="Consolas" w:cs="Calibri"/>
+                <w:szCs w:val="22"/>
+              </w:rPr>
+              <w:t>0;</w:t>
+            </w:r>
+            <w:proofErr w:type="gramEnd"/>
+          </w:p>
+          <w:p>
+            <w:pPr>
+              <w:spacing w:before="120" w:after="120" w:line="288" w:lineRule="auto"/>
+              <w:rPr>
+                <w:rFonts w:eastAsia="Consolas" w:cs="Calibri"/>
+                <w:szCs w:val="22"/>
+              </w:rPr>
+            </w:pPr>
+            <w:r>
+              <w:rPr>
+                <w:rFonts w:eastAsia="Consolas" w:cs="Calibri"/>
+                <w:szCs w:val="22"/>
+              </w:rPr>
+              <w:t xml:space="preserve">     0, a31, 0, a33</w:t>
+            </w:r>
+            <w:proofErr w:type="gramStart"/>
+            <w:r>
+              <w:rPr>
+                <w:rFonts w:eastAsia="Consolas" w:cs="Calibri"/>
+                <w:szCs w:val="22"/>
+              </w:rPr>
+              <w:t>];</w:t>
+            </w:r>
+            <w:proofErr w:type="gramEnd"/>
+          </w:p>
+          <w:p>
+            <w:pPr>
+              <w:spacing w:before="120" w:after="120" w:line="288" w:lineRule="auto"/>
+              <w:rPr>
+                <w:rFonts w:eastAsia="Consolas" w:cs="Calibri"/>
+                <w:szCs w:val="22"/>
+              </w:rPr>
+            </w:pPr>
+          </w:p>
+          <w:p>
+            <w:pPr>
+              <w:spacing w:before="120" w:after="120" w:line="288" w:lineRule="auto"/>
+              <w:rPr>
+                <w:rFonts w:eastAsia="Consolas" w:cs="Calibri"/>
+                <w:szCs w:val="22"/>
+              </w:rPr>
+            </w:pPr>
+            <w:r>
+              <w:rPr>
+                <w:rFonts w:eastAsia="Consolas" w:cs="Calibri"/>
+                <w:szCs w:val="22"/>
+              </w:rPr>
+              <w:t>c1 = Lr/</w:t>
+            </w:r>
+            <w:proofErr w:type="gramStart"/>
+            <w:r>
+              <w:rPr>
+                <w:rFonts w:eastAsia="Consolas" w:cs="Calibri"/>
+                <w:szCs w:val="22"/>
+              </w:rPr>
+              <w:t>den;</w:t>
+            </w:r>
+            <w:proofErr w:type="gramEnd"/>
+          </w:p>
+          <w:p>
+            <w:pPr>
+              <w:spacing w:before="120" w:after="120" w:line="288" w:lineRule="auto"/>
+              <w:rPr>
+                <w:rFonts w:eastAsia="Consolas" w:cs="Calibri"/>
+                <w:szCs w:val="22"/>
+                <w:lang w:val="de-DE"/>
+              </w:rPr>
+            </w:pPr>
+            <w:r>
+              <w:rPr>
+                <w:rFonts w:eastAsia="Consolas" w:cs="Calibri"/>
+                <w:szCs w:val="22"/>
+                <w:lang w:val="de-DE"/>
+              </w:rPr>
+              <w:t>c2 = -Lm/den;</w:t>
+            </w:r>
+          </w:p>
+          <w:p>
+            <w:pPr>
+              <w:spacing w:before="120" w:after="120" w:line="288" w:lineRule="auto"/>
+              <w:rPr>
+                <w:rFonts w:eastAsia="Consolas" w:cs="Calibri"/>
+                <w:szCs w:val="22"/>
+                <w:lang w:val="de-DE"/>
+              </w:rPr>
+            </w:pPr>
+            <w:r>
+              <w:rPr>
+                <w:rFonts w:eastAsia="Consolas" w:cs="Calibri"/>
+                <w:szCs w:val="22"/>
+                <w:lang w:val="de-DE"/>
+              </w:rPr>
+              <w:t>C = [c1, 0, c2, 0;</w:t>
+            </w:r>
+          </w:p>
+          <w:p>
+            <w:pPr>
+              <w:spacing w:before="120" w:after="120" w:line="288" w:lineRule="auto"/>
+              <w:rPr>
+                <w:rFonts w:eastAsia="Consolas" w:cs="Calibri"/>
+                <w:szCs w:val="22"/>
+                <w:lang w:val="de-DE"/>
+              </w:rPr>
+            </w:pPr>
+            <w:r>
+              <w:rPr>
+                <w:rFonts w:eastAsia="Consolas" w:cs="Calibri"/>
+                <w:szCs w:val="22"/>
+                <w:lang w:val="de-DE"/>
+              </w:rPr>
+              <w:t xml:space="preserve">     0, c1, 0, c2];</w:t>
+            </w:r>
+          </w:p>
+          <w:p>
+            <w:pPr>
+              <w:spacing w:before="120" w:after="120" w:line="288" w:lineRule="auto"/>
+              <w:rPr>
+                <w:rFonts w:eastAsia="Consolas" w:cs="Calibri"/>
+                <w:szCs w:val="22"/>
+                <w:lang w:val="de-DE"/>
+              </w:rPr>
+            </w:pPr>
+          </w:p>
+          <w:p>
+            <w:pPr>
+              <w:spacing w:before="120" w:after="120" w:line="288" w:lineRule="auto"/>
+              <w:rPr>
+                <w:rFonts w:eastAsia="Consolas" w:cs="Calibri"/>
+                <w:szCs w:val="22"/>
+              </w:rPr>
+            </w:pPr>
+            <w:proofErr w:type="spellStart"/>
+            <w:r>
+              <w:rPr>
+                <w:rFonts w:eastAsia="Consolas" w:cs="Calibri"/>
+                <w:szCs w:val="22"/>
+              </w:rPr>
+              <w:t>K_matrix</w:t>
+            </w:r>
+            <w:proofErr w:type="spellEnd"/>
+            <w:r>
+              <w:rPr>
+                <w:rFonts w:eastAsia="Consolas" w:cs="Calibri"/>
+                <w:szCs w:val="22"/>
+              </w:rPr>
+              <w:t xml:space="preserve"> = [k1, 0; 0, k1; k3, 0; 0, k3</w:t>
+            </w:r>
+            <w:proofErr w:type="gramStart"/>
+            <w:r>
+              <w:rPr>
+                <w:rFonts w:eastAsia="Consolas" w:cs="Calibri"/>
+                <w:szCs w:val="22"/>
+              </w:rPr>
+              <w:t>];</w:t>
+            </w:r>
+            <w:proofErr w:type="gramEnd"/>
+          </w:p>
+          <w:p>
+            <w:pPr>
+              <w:spacing w:before="120" w:after="120" w:line="288" w:lineRule="auto"/>
+              <w:rPr>
+                <w:rFonts w:eastAsia="Consolas" w:cs="Calibri"/>
+                <w:szCs w:val="22"/>
+              </w:rPr>
+            </w:pPr>
+            <w:proofErr w:type="spellStart"/>
+            <w:r>
+              <w:rPr>
+                <w:rFonts w:eastAsia="Consolas" w:cs="Calibri"/>
+                <w:szCs w:val="22"/>
+              </w:rPr>
+              <w:t>A_e</w:t>
+            </w:r>
+            <w:proofErr w:type="spellEnd"/>
+            <w:r>
+              <w:rPr>
+                <w:rFonts w:eastAsia="Consolas" w:cs="Calibri"/>
+                <w:szCs w:val="22"/>
+              </w:rPr>
+              <w:t xml:space="preserve"> = A - </w:t>
             </w:r>
             <w:proofErr w:type="spellStart"/>
             <w:r>
@@ -24944,7 +25746,7 @@
                 <w:rFonts w:eastAsia="Consolas" w:cs="Calibri"/>
                 <w:szCs w:val="22"/>
               </w:rPr>
-              <w:t>wr</w:t>
+              <w:t>K_matrix</w:t>
             </w:r>
             <w:proofErr w:type="spellEnd"/>
             <w:r>
@@ -24952,70 +25754,41 @@
                 <w:rFonts w:eastAsia="Consolas" w:cs="Calibri"/>
                 <w:szCs w:val="22"/>
               </w:rPr>
-              <w:t>=0 for pole placement, as it is time-varying)</w:t>
+              <w:t xml:space="preserve"> * </w:t>
             </w:r>
+            <w:proofErr w:type="gramStart"/>
             <w:r>
               <w:rPr>
                 <w:rFonts w:eastAsia="Consolas" w:cs="Calibri"/>
                 <w:szCs w:val="22"/>
               </w:rPr>
-              <w:br/>
-              <w:t>A = [a11, 0, a13, 0;</w:t>
+              <w:t>C;</w:t>
             </w:r>
+            <w:proofErr w:type="gramEnd"/>
+          </w:p>
+          <w:p>
+            <w:pPr>
+              <w:spacing w:before="120" w:after="120" w:line="288" w:lineRule="auto"/>
+              <w:rPr>
+                <w:rFonts w:cs="Calibri" w:hint="eastAsia"/>
+                <w:szCs w:val="22"/>
+              </w:rPr>
+            </w:pPr>
+            <w:proofErr w:type="spellStart"/>
             <w:r>
               <w:rPr>
                 <w:rFonts w:eastAsia="Consolas" w:cs="Calibri"/>
                 <w:szCs w:val="22"/>
               </w:rPr>
-              <w:br/>
-              <w:t xml:space="preserve">     0, a11, 0, a13;</w:t>
+              <w:t>actual_poles</w:t>
             </w:r>
+            <w:proofErr w:type="spellEnd"/>
             <w:r>
               <w:rPr>
                 <w:rFonts w:eastAsia="Consolas" w:cs="Calibri"/>
                 <w:szCs w:val="22"/>
               </w:rPr>
-              <w:br/>
-              <w:t xml:space="preserve">     a31, 0, a33, 0;</w:t>
-            </w:r>
-            <w:r>
-              <w:rPr>
-                <w:rFonts w:eastAsia="Consolas" w:cs="Calibri"/>
-                <w:szCs w:val="22"/>
-              </w:rPr>
-              <w:br/>
-              <w:t xml:space="preserve">     0, a31, 0, a33];</w:t>
-            </w:r>
-            <w:r>
-              <w:rPr>
-                <w:rFonts w:eastAsia="Consolas" w:cs="Calibri"/>
-                <w:szCs w:val="22"/>
-              </w:rPr>
-              <w:br/>
-            </w:r>
-            <w:r>
-              <w:rPr>
-                <w:rFonts w:eastAsia="Consolas" w:cs="Calibri"/>
-                <w:szCs w:val="22"/>
-              </w:rPr>
-              <w:br/>
-              <w:t>% Define output matrix C</w:t>
-            </w:r>
-            <w:r>
-              <w:rPr>
-                <w:rFonts w:eastAsia="Consolas" w:cs="Calibri"/>
-                <w:szCs w:val="22"/>
-              </w:rPr>
-              <w:br/>
-              <w:t>c1 = Lr/den;</w:t>
-            </w:r>
-            <w:r>
-              <w:rPr>
-                <w:rFonts w:eastAsia="Consolas" w:cs="Calibri"/>
-                <w:szCs w:val="22"/>
-              </w:rPr>
-              <w:br/>
-              <w:t>c2 = -</w:t>
+              <w:t xml:space="preserve"> = </w:t>
             </w:r>
             <w:proofErr w:type="spellStart"/>
             <w:r>
@@ -25023,7 +25796,7 @@
                 <w:rFonts w:eastAsia="Consolas" w:cs="Calibri"/>
                 <w:szCs w:val="22"/>
               </w:rPr>
-              <w:t>Lm</w:t>
+              <w:t>eig</w:t>
             </w:r>
             <w:proofErr w:type="spellEnd"/>
             <w:r>
@@ -25031,46 +25804,7 @@
                 <w:rFonts w:eastAsia="Consolas" w:cs="Calibri"/>
                 <w:szCs w:val="22"/>
               </w:rPr>
-              <w:t>/den;</w:t>
-            </w:r>
-            <w:r>
-              <w:rPr>
-                <w:rFonts w:eastAsia="Consolas" w:cs="Calibri"/>
-                <w:szCs w:val="22"/>
-              </w:rPr>
-              <w:br/>
-              <w:t>C = [c1, 0, c2, 0;</w:t>
-            </w:r>
-            <w:r>
-              <w:rPr>
-                <w:rFonts w:eastAsia="Consolas" w:cs="Calibri"/>
-                <w:szCs w:val="22"/>
-              </w:rPr>
-              <w:br/>
-              <w:t xml:space="preserve">     0, c1, 0, c2];</w:t>
-            </w:r>
-            <w:r>
-              <w:rPr>
-                <w:rFonts w:eastAsia="Consolas" w:cs="Calibri"/>
-                <w:szCs w:val="22"/>
-              </w:rPr>
-              <w:br/>
-            </w:r>
-            <w:r>
-              <w:rPr>
-                <w:rFonts w:eastAsia="Consolas" w:cs="Calibri"/>
-                <w:szCs w:val="22"/>
-              </w:rPr>
-              <w:lastRenderedPageBreak/>
-              <w:br/>
-              <w:t>% Specify desired poles</w:t>
-            </w:r>
-            <w:r>
-              <w:rPr>
-                <w:rFonts w:eastAsia="Consolas" w:cs="Calibri"/>
-                <w:szCs w:val="22"/>
-              </w:rPr>
-              <w:br/>
+              <w:t>(</w:t>
             </w:r>
             <w:proofErr w:type="spellStart"/>
             <w:r>
@@ -25078,7 +25812,50 @@
                 <w:rFonts w:eastAsia="Consolas" w:cs="Calibri"/>
                 <w:szCs w:val="22"/>
               </w:rPr>
-              <w:t>poles</w:t>
+              <w:t>A_e</w:t>
+            </w:r>
+            <w:proofErr w:type="spellEnd"/>
+            <w:proofErr w:type="gramStart"/>
+            <w:r>
+              <w:rPr>
+                <w:rFonts w:eastAsia="Consolas" w:cs="Calibri"/>
+                <w:szCs w:val="22"/>
+              </w:rPr>
+              <w:t>);</w:t>
+            </w:r>
+            <w:proofErr w:type="gramEnd"/>
+          </w:p>
+          <w:p>
+            <w:pPr>
+              <w:spacing w:before="120" w:after="120" w:line="288" w:lineRule="auto"/>
+              <w:rPr>
+                <w:rFonts w:eastAsia="Consolas" w:cs="Calibri"/>
+                <w:szCs w:val="22"/>
+              </w:rPr>
+            </w:pPr>
+            <w:r>
+              <w:rPr>
+                <w:rFonts w:eastAsia="Consolas" w:cs="Calibri"/>
+                <w:szCs w:val="22"/>
+              </w:rPr>
+              <w:t>% Print complete results</w:t>
+            </w:r>
+          </w:p>
+          <w:p>
+            <w:pPr>
+              <w:spacing w:before="120" w:after="120" w:line="288" w:lineRule="auto"/>
+              <w:rPr>
+                <w:rFonts w:eastAsia="Consolas" w:cs="Calibri"/>
+                <w:szCs w:val="22"/>
+              </w:rPr>
+            </w:pPr>
+            <w:proofErr w:type="spellStart"/>
+            <w:r>
+              <w:rPr>
+                <w:rFonts w:eastAsia="Consolas" w:cs="Calibri"/>
+                <w:szCs w:val="22"/>
+              </w:rPr>
+              <w:t>fprintf</w:t>
             </w:r>
             <w:proofErr w:type="spellEnd"/>
             <w:r>
@@ -25086,125 +25863,428 @@
                 <w:rFonts w:eastAsia="Consolas" w:cs="Calibri"/>
                 <w:szCs w:val="22"/>
               </w:rPr>
-              <w:t xml:space="preserve"> = [-</w:t>
+              <w:t>('=========================================\n'</w:t>
             </w:r>
-            <m:oMath>
-              <m:r>
-                <w:rPr>
-                  <w:rFonts w:ascii="Cambria Math" w:hAnsi="Cambria Math" w:cs="Calibri"/>
-                  <w:szCs w:val="22"/>
-                </w:rPr>
-                <m:t>31.95</m:t>
-              </m:r>
-            </m:oMath>
+            <w:proofErr w:type="gramStart"/>
             <w:r>
               <w:rPr>
                 <w:rFonts w:eastAsia="Consolas" w:cs="Calibri"/>
                 <w:szCs w:val="22"/>
               </w:rPr>
-              <w:t>, -</w:t>
+              <w:t>);</w:t>
             </w:r>
-            <m:oMath>
-              <m:r>
-                <w:rPr>
-                  <w:rFonts w:ascii="Cambria Math" w:hAnsi="Cambria Math" w:cs="Calibri"/>
-                  <w:szCs w:val="22"/>
-                </w:rPr>
-                <m:t>31.95</m:t>
-              </m:r>
-            </m:oMath>
+            <w:proofErr w:type="gramEnd"/>
+          </w:p>
+          <w:p>
+            <w:pPr>
+              <w:spacing w:before="120" w:after="120" w:line="288" w:lineRule="auto"/>
+              <w:rPr>
+                <w:rFonts w:eastAsia="Consolas" w:cs="Calibri"/>
+                <w:szCs w:val="22"/>
+              </w:rPr>
+            </w:pPr>
+            <w:proofErr w:type="spellStart"/>
+            <w:proofErr w:type="gramStart"/>
             <w:r>
               <w:rPr>
                 <w:rFonts w:eastAsia="Consolas" w:cs="Calibri"/>
                 <w:szCs w:val="22"/>
               </w:rPr>
-              <w:t>, -</w:t>
+              <w:t>fprintf</w:t>
             </w:r>
-            <m:oMath>
-              <m:r>
-                <w:rPr>
-                  <w:rFonts w:ascii="Cambria Math" w:hAnsi="Cambria Math" w:cs="Calibri"/>
-                  <w:szCs w:val="22"/>
-                </w:rPr>
-                <m:t>31.95</m:t>
-              </m:r>
-            </m:oMath>
+            <w:proofErr w:type="spellEnd"/>
             <w:r>
               <w:rPr>
                 <w:rFonts w:eastAsia="Consolas" w:cs="Calibri"/>
                 <w:szCs w:val="22"/>
               </w:rPr>
-              <w:t>, -</w:t>
+              <w:t>(</w:t>
             </w:r>
-            <m:oMath>
-              <m:r>
-                <w:rPr>
-                  <w:rFonts w:ascii="Cambria Math" w:hAnsi="Cambria Math" w:cs="Calibri"/>
-                  <w:szCs w:val="22"/>
-                </w:rPr>
-                <m:t>31.95</m:t>
-              </m:r>
-            </m:oMath>
+            <w:proofErr w:type="gramEnd"/>
             <w:r>
               <w:rPr>
                 <w:rFonts w:eastAsia="Consolas" w:cs="Calibri"/>
                 <w:szCs w:val="22"/>
               </w:rPr>
-              <w:t>];</w:t>
+              <w:t>'Optimal Analytical Pole Placement Results\n'</w:t>
             </w:r>
+            <w:proofErr w:type="gramStart"/>
             <w:r>
               <w:rPr>
                 <w:rFonts w:eastAsia="Consolas" w:cs="Calibri"/>
                 <w:szCs w:val="22"/>
               </w:rPr>
-              <w:br/>
+              <w:t>);</w:t>
             </w:r>
+            <w:proofErr w:type="gramEnd"/>
+          </w:p>
+          <w:p>
+            <w:pPr>
+              <w:spacing w:before="120" w:after="120" w:line="288" w:lineRule="auto"/>
+              <w:rPr>
+                <w:rFonts w:eastAsia="Consolas" w:cs="Calibri"/>
+                <w:szCs w:val="22"/>
+              </w:rPr>
+            </w:pPr>
+            <w:proofErr w:type="spellStart"/>
             <w:r>
               <w:rPr>
                 <w:rFonts w:eastAsia="Consolas" w:cs="Calibri"/>
                 <w:szCs w:val="22"/>
               </w:rPr>
-              <w:br/>
-              <w:t>% Solve for feedback gain matrix K</w:t>
+              <w:t>fprintf</w:t>
             </w:r>
+            <w:proofErr w:type="spellEnd"/>
             <w:r>
               <w:rPr>
                 <w:rFonts w:eastAsia="Consolas" w:cs="Calibri"/>
                 <w:szCs w:val="22"/>
               </w:rPr>
-              <w:br/>
-              <w:t>K = place(A', C', poles)';</w:t>
+              <w:t>('=========================================\n'</w:t>
             </w:r>
+            <w:proofErr w:type="gramStart"/>
             <w:r>
               <w:rPr>
                 <w:rFonts w:eastAsia="Consolas" w:cs="Calibri"/>
                 <w:szCs w:val="22"/>
               </w:rPr>
-              <w:br/>
+              <w:t>);</w:t>
             </w:r>
+            <w:proofErr w:type="gramEnd"/>
+          </w:p>
+          <w:p>
+            <w:pPr>
+              <w:spacing w:before="120" w:after="120" w:line="288" w:lineRule="auto"/>
+              <w:rPr>
+                <w:rFonts w:eastAsia="Consolas" w:cs="Calibri"/>
+                <w:szCs w:val="22"/>
+              </w:rPr>
+            </w:pPr>
+            <w:proofErr w:type="spellStart"/>
+            <w:proofErr w:type="gramStart"/>
             <w:r>
               <w:rPr>
                 <w:rFonts w:eastAsia="Consolas" w:cs="Calibri"/>
                 <w:szCs w:val="22"/>
               </w:rPr>
-              <w:br/>
-              <w:t>% Extract gains</w:t>
+              <w:t>fprintf</w:t>
             </w:r>
+            <w:proofErr w:type="spellEnd"/>
             <w:r>
               <w:rPr>
                 <w:rFonts w:eastAsia="Consolas" w:cs="Calibri"/>
                 <w:szCs w:val="22"/>
               </w:rPr>
-              <w:br/>
-              <w:t>k1 = K(1, 1);  % Stator flux current error feedback gain</w:t>
+              <w:t>(</w:t>
             </w:r>
+            <w:proofErr w:type="gramEnd"/>
             <w:r>
               <w:rPr>
                 <w:rFonts w:eastAsia="Consolas" w:cs="Calibri"/>
                 <w:szCs w:val="22"/>
               </w:rPr>
-              <w:br/>
-              <w:t>k3 = K(3, 1);  % Rotor flux current error feedback gain</w:t>
+              <w:t xml:space="preserve">'Design bandwidth ratio = %.2f\n', </w:t>
+            </w:r>
+            <w:proofErr w:type="spellStart"/>
+            <w:r>
+              <w:rPr>
+                <w:rFonts w:eastAsia="Consolas" w:cs="Calibri"/>
+                <w:szCs w:val="22"/>
+              </w:rPr>
+              <w:t>bandwidth_ratio</w:t>
+            </w:r>
+            <w:proofErr w:type="spellEnd"/>
+            <w:proofErr w:type="gramStart"/>
+            <w:r>
+              <w:rPr>
+                <w:rFonts w:eastAsia="Consolas" w:cs="Calibri"/>
+                <w:szCs w:val="22"/>
+              </w:rPr>
+              <w:t>);</w:t>
+            </w:r>
+            <w:proofErr w:type="gramEnd"/>
+          </w:p>
+          <w:p>
+            <w:pPr>
+              <w:spacing w:before="120" w:after="120" w:line="288" w:lineRule="auto"/>
+              <w:rPr>
+                <w:rFonts w:eastAsia="Consolas" w:cs="Calibri"/>
+                <w:szCs w:val="22"/>
+              </w:rPr>
+            </w:pPr>
+            <w:proofErr w:type="spellStart"/>
+            <w:proofErr w:type="gramStart"/>
+            <w:r>
+              <w:rPr>
+                <w:rFonts w:eastAsia="Consolas" w:cs="Calibri"/>
+                <w:szCs w:val="22"/>
+              </w:rPr>
+              <w:t>fprintf</w:t>
+            </w:r>
+            <w:proofErr w:type="spellEnd"/>
+            <w:r>
+              <w:rPr>
+                <w:rFonts w:eastAsia="Consolas" w:cs="Calibri"/>
+                <w:szCs w:val="22"/>
+              </w:rPr>
+              <w:t>(</w:t>
+            </w:r>
+            <w:proofErr w:type="gramEnd"/>
+            <w:r>
+              <w:rPr>
+                <w:rFonts w:eastAsia="Consolas" w:cs="Calibri"/>
+                <w:szCs w:val="22"/>
+              </w:rPr>
+              <w:t xml:space="preserve">'Design parameter K = %.4f\n', </w:t>
+            </w:r>
+            <w:proofErr w:type="spellStart"/>
+            <w:r>
+              <w:rPr>
+                <w:rFonts w:eastAsia="Consolas" w:cs="Calibri"/>
+                <w:szCs w:val="22"/>
+              </w:rPr>
+              <w:t>K_design</w:t>
+            </w:r>
+            <w:proofErr w:type="spellEnd"/>
+            <w:proofErr w:type="gramStart"/>
+            <w:r>
+              <w:rPr>
+                <w:rFonts w:eastAsia="Consolas" w:cs="Calibri"/>
+                <w:szCs w:val="22"/>
+              </w:rPr>
+              <w:t>);</w:t>
+            </w:r>
+            <w:proofErr w:type="gramEnd"/>
+          </w:p>
+          <w:p>
+            <w:pPr>
+              <w:spacing w:before="120" w:after="120" w:line="288" w:lineRule="auto"/>
+              <w:rPr>
+                <w:rFonts w:eastAsia="Consolas" w:cs="Calibri"/>
+                <w:szCs w:val="22"/>
+              </w:rPr>
+            </w:pPr>
+            <w:proofErr w:type="spellStart"/>
+            <w:proofErr w:type="gramStart"/>
+            <w:r>
+              <w:rPr>
+                <w:rFonts w:eastAsia="Consolas" w:cs="Calibri"/>
+                <w:szCs w:val="22"/>
+              </w:rPr>
+              <w:t>fprintf</w:t>
+            </w:r>
+            <w:proofErr w:type="spellEnd"/>
+            <w:r>
+              <w:rPr>
+                <w:rFonts w:eastAsia="Consolas" w:cs="Calibri"/>
+                <w:szCs w:val="22"/>
+              </w:rPr>
+              <w:t>(</w:t>
+            </w:r>
+            <w:proofErr w:type="gramEnd"/>
+            <w:r>
+              <w:rPr>
+                <w:rFonts w:eastAsia="Consolas" w:cs="Calibri"/>
+                <w:szCs w:val="22"/>
+              </w:rPr>
+              <w:t>'k1 = %.4f\n', k1</w:t>
+            </w:r>
+            <w:proofErr w:type="gramStart"/>
+            <w:r>
+              <w:rPr>
+                <w:rFonts w:eastAsia="Consolas" w:cs="Calibri"/>
+                <w:szCs w:val="22"/>
+              </w:rPr>
+              <w:t>);</w:t>
+            </w:r>
+            <w:proofErr w:type="gramEnd"/>
+          </w:p>
+          <w:p>
+            <w:pPr>
+              <w:spacing w:before="120" w:after="120" w:line="288" w:lineRule="auto"/>
+              <w:rPr>
+                <w:rFonts w:eastAsia="Consolas" w:cs="Calibri"/>
+                <w:szCs w:val="22"/>
+                <w:lang w:val="de-DE"/>
+              </w:rPr>
+            </w:pPr>
+            <w:r>
+              <w:rPr>
+                <w:rFonts w:eastAsia="Consolas" w:cs="Calibri"/>
+                <w:szCs w:val="22"/>
+                <w:lang w:val="de-DE"/>
+              </w:rPr>
+              <w:t>fprintf('k3 = %.4f\n', k3);</w:t>
+            </w:r>
+          </w:p>
+          <w:p>
+            <w:pPr>
+              <w:spacing w:before="120" w:after="120" w:line="288" w:lineRule="auto"/>
+              <w:rPr>
+                <w:rFonts w:eastAsia="Consolas" w:cs="Calibri"/>
+                <w:szCs w:val="22"/>
+              </w:rPr>
+            </w:pPr>
+            <w:proofErr w:type="spellStart"/>
+            <w:proofErr w:type="gramStart"/>
+            <w:r>
+              <w:rPr>
+                <w:rFonts w:eastAsia="Consolas" w:cs="Calibri"/>
+                <w:szCs w:val="22"/>
+              </w:rPr>
+              <w:t>fprintf</w:t>
+            </w:r>
+            <w:proofErr w:type="spellEnd"/>
+            <w:r>
+              <w:rPr>
+                <w:rFonts w:eastAsia="Consolas" w:cs="Calibri"/>
+                <w:szCs w:val="22"/>
+              </w:rPr>
+              <w:t>(</w:t>
+            </w:r>
+            <w:proofErr w:type="gramEnd"/>
+            <w:r>
+              <w:rPr>
+                <w:rFonts w:eastAsia="Consolas" w:cs="Calibri"/>
+                <w:szCs w:val="22"/>
+              </w:rPr>
+              <w:t>'k4 coefficient = %.4f\n', k4_coefficient</w:t>
+            </w:r>
+            <w:proofErr w:type="gramStart"/>
+            <w:r>
+              <w:rPr>
+                <w:rFonts w:eastAsia="Consolas" w:cs="Calibri"/>
+                <w:szCs w:val="22"/>
+              </w:rPr>
+              <w:t>);</w:t>
+            </w:r>
+            <w:proofErr w:type="gramEnd"/>
+          </w:p>
+          <w:p>
+            <w:pPr>
+              <w:spacing w:before="120" w:after="120" w:line="288" w:lineRule="auto"/>
+              <w:rPr>
+                <w:rFonts w:eastAsia="Consolas" w:cs="Calibri"/>
+                <w:szCs w:val="22"/>
+              </w:rPr>
+            </w:pPr>
+            <w:proofErr w:type="spellStart"/>
+            <w:proofErr w:type="gramStart"/>
+            <w:r>
+              <w:rPr>
+                <w:rFonts w:eastAsia="Consolas" w:cs="Calibri"/>
+                <w:szCs w:val="22"/>
+              </w:rPr>
+              <w:t>fprintf</w:t>
+            </w:r>
+            <w:proofErr w:type="spellEnd"/>
+            <w:r>
+              <w:rPr>
+                <w:rFonts w:eastAsia="Consolas" w:cs="Calibri"/>
+                <w:szCs w:val="22"/>
+              </w:rPr>
+              <w:t>(</w:t>
+            </w:r>
+            <w:proofErr w:type="gramEnd"/>
+            <w:r>
+              <w:rPr>
+                <w:rFonts w:eastAsia="Consolas" w:cs="Calibri"/>
+                <w:szCs w:val="22"/>
+              </w:rPr>
+              <w:t xml:space="preserve">'Actual </w:t>
+            </w:r>
+            <w:proofErr w:type="gramStart"/>
+            <w:r>
+              <w:rPr>
+                <w:rFonts w:eastAsia="Consolas" w:cs="Calibri"/>
+                <w:szCs w:val="22"/>
+              </w:rPr>
+              <w:t>closed-loop</w:t>
+            </w:r>
+            <w:proofErr w:type="gramEnd"/>
+            <w:r>
+              <w:rPr>
+                <w:rFonts w:eastAsia="Consolas" w:cs="Calibri"/>
+                <w:szCs w:val="22"/>
+              </w:rPr>
+              <w:t xml:space="preserve"> poles:\n'</w:t>
+            </w:r>
+            <w:proofErr w:type="gramStart"/>
+            <w:r>
+              <w:rPr>
+                <w:rFonts w:eastAsia="Consolas" w:cs="Calibri"/>
+                <w:szCs w:val="22"/>
+              </w:rPr>
+              <w:t>);</w:t>
+            </w:r>
+            <w:proofErr w:type="gramEnd"/>
+          </w:p>
+          <w:p>
+            <w:pPr>
+              <w:spacing w:before="120" w:after="120" w:line="288" w:lineRule="auto"/>
+              <w:rPr>
+                <w:rFonts w:eastAsia="Consolas" w:cs="Calibri"/>
+                <w:szCs w:val="22"/>
+              </w:rPr>
+            </w:pPr>
+            <w:proofErr w:type="spellStart"/>
+            <w:r>
+              <w:rPr>
+                <w:rFonts w:eastAsia="Consolas" w:cs="Calibri"/>
+                <w:szCs w:val="22"/>
+              </w:rPr>
+              <w:t>disp</w:t>
+            </w:r>
+            <w:proofErr w:type="spellEnd"/>
+            <w:r>
+              <w:rPr>
+                <w:rFonts w:eastAsia="Consolas" w:cs="Calibri"/>
+                <w:szCs w:val="22"/>
+              </w:rPr>
+              <w:t>(</w:t>
+            </w:r>
+            <w:proofErr w:type="spellStart"/>
+            <w:r>
+              <w:rPr>
+                <w:rFonts w:eastAsia="Consolas" w:cs="Calibri"/>
+                <w:szCs w:val="22"/>
+              </w:rPr>
+              <w:t>actual_poles</w:t>
+            </w:r>
+            <w:proofErr w:type="spellEnd"/>
+            <w:proofErr w:type="gramStart"/>
+            <w:r>
+              <w:rPr>
+                <w:rFonts w:eastAsia="Consolas" w:cs="Calibri"/>
+                <w:szCs w:val="22"/>
+              </w:rPr>
+              <w:t>);</w:t>
+            </w:r>
+            <w:proofErr w:type="gramEnd"/>
+          </w:p>
+          <w:p>
+            <w:pPr>
+              <w:spacing w:before="120" w:after="120" w:line="288" w:lineRule="auto"/>
+              <w:rPr>
+                <w:rFonts w:cs="Calibri"/>
+                <w:szCs w:val="22"/>
+              </w:rPr>
+            </w:pPr>
+            <w:proofErr w:type="spellStart"/>
+            <w:r>
+              <w:rPr>
+                <w:rFonts w:eastAsia="Consolas" w:cs="Calibri"/>
+                <w:szCs w:val="22"/>
+              </w:rPr>
+              <w:t>fprintf</w:t>
+            </w:r>
+            <w:proofErr w:type="spellEnd"/>
+            <w:r>
+              <w:rPr>
+                <w:rFonts w:eastAsia="Consolas" w:cs="Calibri"/>
+                <w:szCs w:val="22"/>
+              </w:rPr>
+              <w:t>('=========================================\n');</w:t>
             </w:r>
           </w:p>
         </w:tc>
@@ -25258,6 +26338,7 @@
               <w:rFonts w:ascii="Cambria Math" w:hAnsi="Cambria Math" w:cs="Calibri"/>
               <w:szCs w:val="22"/>
             </w:rPr>
+            <w:lastRenderedPageBreak/>
             <m:t>V=</m:t>
           </m:r>
           <m:f>
@@ -25805,7 +26886,21 @@
           <w:rFonts w:eastAsia="等线" w:cs="Calibri"/>
           <w:szCs w:val="22"/>
         </w:rPr>
-        <w:t>For practical implementation, you can use the simplified closed-form formula derived from the decoupling property of the error dynamics:</w:t>
+        <w:t xml:space="preserve">For practical implementation, </w:t>
+      </w:r>
+      <w:r>
+        <w:rPr>
+          <w:rFonts w:eastAsia="等线" w:cs="Calibri" w:hint="eastAsia"/>
+          <w:szCs w:val="22"/>
+        </w:rPr>
+        <w:t>we</w:t>
+      </w:r>
+      <w:r>
+        <w:rPr>
+          <w:rFonts w:eastAsia="等线" w:cs="Calibri"/>
+          <w:szCs w:val="22"/>
+        </w:rPr>
+        <w:t xml:space="preserve"> can use the simplified closed-form formula derived from the decoupling property of the error dynamics:</w:t>
       </w:r>
       <w:r>
         <w:rPr>
@@ -26318,7 +27413,21 @@
           <w:rFonts w:eastAsia="等线" w:cs="Calibri"/>
           <w:szCs w:val="22"/>
         </w:rPr>
-        <w:t xml:space="preserve"> is the single pole placement design parameter:</w:t>
+        <w:t xml:space="preserve"> is the single</w:t>
+      </w:r>
+      <w:r>
+        <w:rPr>
+          <w:rFonts w:eastAsia="等线" w:cs="Calibri" w:hint="eastAsia"/>
+          <w:szCs w:val="22"/>
+        </w:rPr>
+        <w:t xml:space="preserve"> </w:t>
+      </w:r>
+      <w:r>
+        <w:rPr>
+          <w:rFonts w:eastAsia="等线" w:cs="Calibri"/>
+          <w:szCs w:val="22"/>
+        </w:rPr>
+        <w:t>design parameter:</w:t>
       </w:r>
     </w:p>
     <w:p>
@@ -26326,6 +27435,7 @@
         <w:spacing w:before="120" w:after="120" w:line="288" w:lineRule="auto"/>
         <w:rPr>
           <w:rFonts w:cs="Calibri"/>
+          <w:b/>
           <w:szCs w:val="22"/>
         </w:rPr>
       </w:pPr>
@@ -26334,7 +27444,21 @@
           <w:rFonts w:eastAsia="等线" w:cs="Calibri"/>
           <w:szCs w:val="22"/>
         </w:rPr>
-        <w:t xml:space="preserve">For </w:t>
+        <w:t>For</w:t>
+      </w:r>
+      <w:r>
+        <w:rPr>
+          <w:rFonts w:eastAsia="等线" w:cs="Calibri" w:hint="eastAsia"/>
+          <w:szCs w:val="22"/>
+        </w:rPr>
+        <w:t xml:space="preserve"> example</w:t>
+      </w:r>
+      <w:r>
+        <w:rPr>
+          <w:rFonts w:eastAsia="等线" w:cs="Calibri"/>
+          <w:szCs w:val="22"/>
+        </w:rPr>
+        <w:t xml:space="preserve"> </w:t>
       </w:r>
       <m:oMath>
         <m:r>
@@ -26496,6 +27620,56 @@
     </w:p>
     <w:p>
       <w:pPr>
+        <w:spacing w:before="120" w:after="120" w:line="288" w:lineRule="auto"/>
+        <w:rPr>
+          <w:rFonts w:cs="Calibri" w:hint="eastAsia"/>
+          <w:szCs w:val="22"/>
+        </w:rPr>
+      </w:pPr>
+      <w:r>
+        <w:rPr>
+          <w:rFonts w:cs="Calibri"/>
+          <w:szCs w:val="22"/>
+        </w:rPr>
+        <w:drawing>
+          <wp:inline distT="0" distB="0" distL="0" distR="0" wp14:anchorId="653A2624" wp14:editId="180FD045">
+            <wp:extent cx="5381625" cy="1758019"/>
+            <wp:effectExtent l="0" t="0" r="0" b="0"/>
+            <wp:docPr id="1684058382" name="Picture 1"/>
+            <wp:cNvGraphicFramePr>
+              <a:graphicFrameLocks xmlns:a="http://schemas.openxmlformats.org/drawingml/2006/main" noChangeAspect="1"/>
+            </wp:cNvGraphicFramePr>
+            <a:graphic xmlns:a="http://schemas.openxmlformats.org/drawingml/2006/main">
+              <a:graphicData uri="http://schemas.openxmlformats.org/drawingml/2006/picture">
+                <pic:pic xmlns:pic="http://schemas.openxmlformats.org/drawingml/2006/picture">
+                  <pic:nvPicPr>
+                    <pic:cNvPr id="1684058382" name=""/>
+                    <pic:cNvPicPr/>
+                  </pic:nvPicPr>
+                  <pic:blipFill>
+                    <a:blip r:embed="rId10"/>
+                    <a:stretch>
+                      <a:fillRect/>
+                    </a:stretch>
+                  </pic:blipFill>
+                  <pic:spPr>
+                    <a:xfrm>
+                      <a:off x="0" y="0"/>
+                      <a:ext cx="5385577" cy="1759310"/>
+                    </a:xfrm>
+                    <a:prstGeom prst="rect">
+                      <a:avLst/>
+                    </a:prstGeom>
+                  </pic:spPr>
+                </pic:pic>
+              </a:graphicData>
+            </a:graphic>
+          </wp:inline>
+        </w:drawing>
+      </w:r>
+    </w:p>
+    <w:p>
+      <w:pPr>
         <w:spacing w:before="300" w:after="120" w:line="288" w:lineRule="auto"/>
         <w:outlineLvl w:val="2"/>
         <w:rPr>
@@ -26603,7 +27777,23 @@
           <w:rFonts w:eastAsia="等线" w:cs="Calibri"/>
           <w:szCs w:val="22"/>
         </w:rPr>
-        <w:t>The MRAS gains are designed to match the observer bandwidth, ensuring the two loops work together without oscillation.</w:t>
+        <w:t xml:space="preserve">The MRAS gains are designed to match the </w:t>
+      </w:r>
+      <w:proofErr w:type="gramStart"/>
+      <w:r>
+        <w:rPr>
+          <w:rFonts w:eastAsia="等线" w:cs="Calibri"/>
+          <w:szCs w:val="22"/>
+        </w:rPr>
+        <w:t>observer</w:t>
+      </w:r>
+      <w:proofErr w:type="gramEnd"/>
+      <w:r>
+        <w:rPr>
+          <w:rFonts w:eastAsia="等线" w:cs="Calibri"/>
+          <w:szCs w:val="22"/>
+        </w:rPr>
+        <w:t xml:space="preserve"> bandwidth, ensuring the two loops work together without oscillation.</w:t>
       </w:r>
     </w:p>
     <w:p>
@@ -27519,6 +28709,7 @@
       <w:r>
         <w:rPr>
           <w:rFonts w:cs="Calibri"/>
+          <w:noProof/>
           <w:szCs w:val="22"/>
         </w:rPr>
         <w:drawing>
@@ -27537,7 +28728,7 @@
                     <pic:cNvPicPr/>
                   </pic:nvPicPr>
                   <pic:blipFill>
-                    <a:blip r:embed="rId10"/>
+                    <a:blip r:embed="rId11"/>
                     <a:stretch>
                       <a:fillRect/>
                     </a:stretch>
@@ -27631,7 +28822,6 @@
           <w:rFonts w:eastAsia="等线" w:cs="Calibri"/>
           <w:szCs w:val="22"/>
         </w:rPr>
-        <w:lastRenderedPageBreak/>
         <w:t>MRAS extends the FOO capability to estimate speed (</w:t>
       </w:r>
       <w:proofErr w:type="spellStart"/>
@@ -27720,7 +28910,15 @@
           <w:rFonts w:eastAsia="等线" w:cs="Calibri"/>
           <w:szCs w:val="22"/>
         </w:rPr>
-        <w:t>Key physical quantities (back EMF, slip, speed) are implicitly embedded in the observer and MRAS structure</w:t>
+        <w:t xml:space="preserve">Key physical quantities (back EMF, slip, speed) are implicitly embedded in the observer </w:t>
+      </w:r>
+      <w:r>
+        <w:rPr>
+          <w:rFonts w:eastAsia="等线" w:cs="Calibri"/>
+          <w:szCs w:val="22"/>
+        </w:rPr>
+        <w:lastRenderedPageBreak/>
+        <w:t>and MRAS structure</w:t>
       </w:r>
     </w:p>
     <w:p>
@@ -27744,10 +28942,10 @@
       </w:r>
     </w:p>
     <w:sectPr>
-      <w:headerReference w:type="default" r:id="rId11"/>
-      <w:footerReference w:type="even" r:id="rId12"/>
-      <w:footerReference w:type="default" r:id="rId13"/>
-      <w:footerReference w:type="first" r:id="rId14"/>
+      <w:headerReference w:type="default" r:id="rId12"/>
+      <w:footerReference w:type="even" r:id="rId13"/>
+      <w:footerReference w:type="default" r:id="rId14"/>
+      <w:footerReference w:type="first" r:id="rId15"/>
       <w:pgSz w:w="11905" w:h="16840"/>
       <w:pgMar w:top="1440" w:right="1800" w:bottom="1440" w:left="1800" w:header="720" w:footer="720" w:gutter="0"/>
       <w:cols w:space="720"/>
@@ -31408,15 +32606,6 @@
   </w:num>
   <w:num w:numId="62" w16cid:durableId="200482939">
     <w:abstractNumId w:val="22"/>
-    <w:lvlOverride w:ilvl="0"/>
-    <w:lvlOverride w:ilvl="1"/>
-    <w:lvlOverride w:ilvl="2"/>
-    <w:lvlOverride w:ilvl="3"/>
-    <w:lvlOverride w:ilvl="4"/>
-    <w:lvlOverride w:ilvl="5"/>
-    <w:lvlOverride w:ilvl="6"/>
-    <w:lvlOverride w:ilvl="7"/>
-    <w:lvlOverride w:ilvl="8"/>
   </w:num>
   <w:numIdMacAtCleanup w:val="61"/>
 </w:numbering>
